--- a/defense/docs/DESIGNATIONS_AND_ABBREVIATIONS_KZ_GOST_2026-06-17.docx
+++ b/defense/docs/DESIGNATIONS_AND_ABBREVIATIONS_KZ_GOST_2026-06-17.docx
@@ -107,7 +107,7 @@
                 <w:i w:val="0"/>
                 <w:sz w:val="28"/>
               </w:rPr>
-              <w:t>Activation–Lesion Overlap (explainability метрикасы)</w:t>
+              <w:t>Attention–Lesion Overlap (explainability метрикасы)</w:t>
             </w:r>
           </w:p>
         </w:tc>
@@ -297,6 +297,48 @@
                 <w:i w:val="0"/>
                 <w:sz w:val="28"/>
               </w:rPr>
+              <w:t>CFC-n</w:t>
+            </w:r>
+          </w:p>
+        </w:tc>
+        <w:tc>
+          <w:tcPr>
+            <w:tcW w:type="dxa" w:w="7824"/>
+          </w:tcPr>
+          <w:p>
+            <w:pPr>
+              <w:spacing w:line="240" w:lineRule="auto" w:after="0"/>
+              <w:ind w:firstLine="0"/>
+            </w:pPr>
+            <w:r>
+              <w:rPr>
+                <w:rFonts w:ascii="Times New Roman" w:hAnsi="Times New Roman" w:cs="Times New Roman" w:eastAsia="Times New Roman"/>
+                <w:b w:val="0"/>
+                <w:i w:val="0"/>
+                <w:sz w:val="28"/>
+              </w:rPr>
+              <w:t>Claim Formulation Constraint n (тұжырымды тұжырымдау шектеуі: мәлімдеменің қандай түрде айтылуы мүмкін екенін реттейтін ереже; CFC-2 сериясы диссертация өзіне тыйым салған тұжырым түрлерін тізеді)</w:t>
+            </w:r>
+          </w:p>
+        </w:tc>
+      </w:tr>
+      <w:tr>
+        <w:tc>
+          <w:tcPr>
+            <w:tcW w:type="dxa" w:w="1814"/>
+          </w:tcPr>
+          <w:p>
+            <w:pPr>
+              <w:spacing w:line="240" w:lineRule="auto" w:after="0"/>
+              <w:ind w:firstLine="0"/>
+            </w:pPr>
+            <w:r>
+              <w:rPr>
+                <w:rFonts w:ascii="Times New Roman" w:hAnsi="Times New Roman" w:cs="Times New Roman" w:eastAsia="Times New Roman"/>
+                <w:b w:val="0"/>
+                <w:i w:val="0"/>
+                <w:sz w:val="28"/>
+              </w:rPr>
               <w:t>CLAHE</w:t>
             </w:r>
           </w:p>
@@ -465,6 +507,48 @@
                 <w:i w:val="0"/>
                 <w:sz w:val="28"/>
               </w:rPr>
+              <w:t>DGL-n</w:t>
+            </w:r>
+          </w:p>
+        </w:tc>
+        <w:tc>
+          <w:tcPr>
+            <w:tcW w:type="dxa" w:w="7824"/>
+          </w:tcPr>
+          <w:p>
+            <w:pPr>
+              <w:spacing w:line="240" w:lineRule="auto" w:after="0"/>
+              <w:ind w:firstLine="0"/>
+            </w:pPr>
+            <w:r>
+              <w:rPr>
+                <w:rFonts w:ascii="Times New Roman" w:hAnsi="Times New Roman" w:cs="Times New Roman" w:eastAsia="Times New Roman"/>
+                <w:b w:val="0"/>
+                <w:i w:val="0"/>
+                <w:sz w:val="28"/>
+              </w:rPr>
+              <w:t>Deployment and Generalization Limitation n (енгізу және жалпылау шектеуі: нәтижені ол алынған жағдайлардан тыс қаншалықты тасымалдауға болатынын шектейді)</w:t>
+            </w:r>
+          </w:p>
+        </w:tc>
+      </w:tr>
+      <w:tr>
+        <w:tc>
+          <w:tcPr>
+            <w:tcW w:type="dxa" w:w="1814"/>
+          </w:tcPr>
+          <w:p>
+            <w:pPr>
+              <w:spacing w:line="240" w:lineRule="auto" w:after="0"/>
+              <w:ind w:firstLine="0"/>
+            </w:pPr>
+            <w:r>
+              <w:rPr>
+                <w:rFonts w:ascii="Times New Roman" w:hAnsi="Times New Roman" w:cs="Times New Roman" w:eastAsia="Times New Roman"/>
+                <w:b w:val="0"/>
+                <w:i w:val="0"/>
+                <w:sz w:val="28"/>
+              </w:rPr>
               <w:t>DINO</w:t>
             </w:r>
           </w:p>
@@ -570,6 +654,48 @@
                 <w:sz w:val="28"/>
               </w:rPr>
               <w:t>Expected Calibration Error</w:t>
+            </w:r>
+          </w:p>
+        </w:tc>
+      </w:tr>
+      <w:tr>
+        <w:tc>
+          <w:tcPr>
+            <w:tcW w:type="dxa" w:w="1814"/>
+          </w:tcPr>
+          <w:p>
+            <w:pPr>
+              <w:spacing w:line="240" w:lineRule="auto" w:after="0"/>
+              <w:ind w:firstLine="0"/>
+            </w:pPr>
+            <w:r>
+              <w:rPr>
+                <w:rFonts w:ascii="Times New Roman" w:hAnsi="Times New Roman" w:cs="Times New Roman" w:eastAsia="Times New Roman"/>
+                <w:b w:val="0"/>
+                <w:i w:val="0"/>
+                <w:sz w:val="28"/>
+              </w:rPr>
+              <w:t>EH-n</w:t>
+            </w:r>
+          </w:p>
+        </w:tc>
+        <w:tc>
+          <w:tcPr>
+            <w:tcW w:type="dxa" w:w="7824"/>
+          </w:tcPr>
+          <w:p>
+            <w:pPr>
+              <w:spacing w:line="240" w:lineRule="auto" w:after="0"/>
+              <w:ind w:firstLine="0"/>
+            </w:pPr>
+            <w:r>
+              <w:rPr>
+                <w:rFonts w:ascii="Times New Roman" w:hAnsi="Times New Roman" w:cs="Times New Roman" w:eastAsia="Times New Roman"/>
+                <w:b w:val="0"/>
+                <w:i w:val="0"/>
+                <w:sz w:val="28"/>
+              </w:rPr>
+              <w:t>Evidence Hierarchy rule n (дәлел иерархиясының ережесі: метрикалардың дәлелдік салмағы бойынша реттелуі және нәтиженің шешуші саналуы үшін қанағаттандыруға тиіс өлшемшарттары)</w:t>
             </w:r>
           </w:p>
         </w:tc>
@@ -1137,6 +1263,48 @@
                 <w:i w:val="0"/>
                 <w:sz w:val="28"/>
               </w:rPr>
+              <w:t>NC-n</w:t>
+            </w:r>
+          </w:p>
+        </w:tc>
+        <w:tc>
+          <w:tcPr>
+            <w:tcW w:type="dxa" w:w="7824"/>
+          </w:tcPr>
+          <w:p>
+            <w:pPr>
+              <w:spacing w:line="240" w:lineRule="auto" w:after="0"/>
+              <w:ind w:firstLine="0"/>
+            </w:pPr>
+            <w:r>
+              <w:rPr>
+                <w:rFonts w:ascii="Times New Roman" w:hAnsi="Times New Roman" w:cs="Times New Roman" w:eastAsia="Times New Roman"/>
+                <w:b w:val="0"/>
+                <w:i w:val="0"/>
+                <w:sz w:val="28"/>
+              </w:rPr>
+              <w:t>Non-Claim n (мәлімделмейтін тұжырым: диссертация әдейі айтпайтын пікір — нәтижелері оны айтқан деп оқылмауы үшін тіркелген)</w:t>
+            </w:r>
+          </w:p>
+        </w:tc>
+      </w:tr>
+      <w:tr>
+        <w:tc>
+          <w:tcPr>
+            <w:tcW w:type="dxa" w:w="1814"/>
+          </w:tcPr>
+          <w:p>
+            <w:pPr>
+              <w:spacing w:line="240" w:lineRule="auto" w:after="0"/>
+              <w:ind w:firstLine="0"/>
+            </w:pPr>
+            <w:r>
+              <w:rPr>
+                <w:rFonts w:ascii="Times New Roman" w:hAnsi="Times New Roman" w:cs="Times New Roman" w:eastAsia="Times New Roman"/>
+                <w:b w:val="0"/>
+                <w:i w:val="0"/>
+                <w:sz w:val="28"/>
+              </w:rPr>
               <w:t>NPV</w:t>
             </w:r>
           </w:p>
@@ -1221,6 +1389,48 @@
                 <w:i w:val="0"/>
                 <w:sz w:val="28"/>
               </w:rPr>
+              <w:t>OD-n</w:t>
+            </w:r>
+          </w:p>
+        </w:tc>
+        <w:tc>
+          <w:tcPr>
+            <w:tcW w:type="dxa" w:w="7824"/>
+          </w:tcPr>
+          <w:p>
+            <w:pPr>
+              <w:spacing w:line="240" w:lineRule="auto" w:after="0"/>
+              <w:ind w:firstLine="0"/>
+            </w:pPr>
+            <w:r>
+              <w:rPr>
+                <w:rFonts w:ascii="Times New Roman" w:hAnsi="Times New Roman" w:cs="Times New Roman" w:eastAsia="Times New Roman"/>
+                <w:b w:val="0"/>
+                <w:i w:val="0"/>
+                <w:sz w:val="28"/>
+              </w:rPr>
+              <w:t>Operational Definition n (операциялық анықтама: диссертация терминінің қалай өлшенетінін белгілейді; жоғарыдағы OD — көру дискісі — таңбасынан бөлек, ол ешқашан нөмірмен жазылмайды)</w:t>
+            </w:r>
+          </w:p>
+        </w:tc>
+      </w:tr>
+      <w:tr>
+        <w:tc>
+          <w:tcPr>
+            <w:tcW w:type="dxa" w:w="1814"/>
+          </w:tcPr>
+          <w:p>
+            <w:pPr>
+              <w:spacing w:line="240" w:lineRule="auto" w:after="0"/>
+              <w:ind w:firstLine="0"/>
+            </w:pPr>
+            <w:r>
+              <w:rPr>
+                <w:rFonts w:ascii="Times New Roman" w:hAnsi="Times New Roman" w:cs="Times New Roman" w:eastAsia="Times New Roman"/>
+                <w:b w:val="0"/>
+                <w:i w:val="0"/>
+                <w:sz w:val="28"/>
+              </w:rPr>
               <w:t>ODIR-5K</w:t>
             </w:r>
           </w:p>
@@ -1284,6 +1494,48 @@
                 <w:sz w:val="28"/>
               </w:rPr>
               <w:t>Picture Archiving and Communication System</w:t>
+            </w:r>
+          </w:p>
+        </w:tc>
+      </w:tr>
+      <w:tr>
+        <w:tc>
+          <w:tcPr>
+            <w:tcW w:type="dxa" w:w="1814"/>
+          </w:tcPr>
+          <w:p>
+            <w:pPr>
+              <w:spacing w:line="240" w:lineRule="auto" w:after="0"/>
+              <w:ind w:firstLine="0"/>
+            </w:pPr>
+            <w:r>
+              <w:rPr>
+                <w:rFonts w:ascii="Times New Roman" w:hAnsi="Times New Roman" w:cs="Times New Roman" w:eastAsia="Times New Roman"/>
+                <w:b w:val="0"/>
+                <w:i w:val="0"/>
+                <w:sz w:val="28"/>
+              </w:rPr>
+              <w:t>PC-n</w:t>
+            </w:r>
+          </w:p>
+        </w:tc>
+        <w:tc>
+          <w:tcPr>
+            <w:tcW w:type="dxa" w:w="7824"/>
+          </w:tcPr>
+          <w:p>
+            <w:pPr>
+              <w:spacing w:line="240" w:lineRule="auto" w:after="0"/>
+              <w:ind w:firstLine="0"/>
+            </w:pPr>
+            <w:r>
+              <w:rPr>
+                <w:rFonts w:ascii="Times New Roman" w:hAnsi="Times New Roman" w:cs="Times New Roman" w:eastAsia="Times New Roman"/>
+                <w:b w:val="0"/>
+                <w:i w:val="0"/>
+                <w:sz w:val="28"/>
+              </w:rPr>
+              <w:t>Primary Claim n (негізгі тұжырым: диссертация дәйегінің нөмірленген тұжырымы, әрқайсысы өз дәлелі мен бағаланған күшін алып жүреді)</w:t>
             </w:r>
           </w:p>
         </w:tc>
@@ -1515,6 +1767,48 @@
                 <w:i w:val="0"/>
                 <w:sz w:val="28"/>
               </w:rPr>
+              <w:t>SB-n</w:t>
+            </w:r>
+          </w:p>
+        </w:tc>
+        <w:tc>
+          <w:tcPr>
+            <w:tcW w:type="dxa" w:w="7824"/>
+          </w:tcPr>
+          <w:p>
+            <w:pPr>
+              <w:spacing w:line="240" w:lineRule="auto" w:after="0"/>
+              <w:ind w:firstLine="0"/>
+            </w:pPr>
+            <w:r>
+              <w:rPr>
+                <w:rFonts w:ascii="Times New Roman" w:hAnsi="Times New Roman" w:cs="Times New Roman" w:eastAsia="Times New Roman"/>
+                <w:b w:val="0"/>
+                <w:i w:val="0"/>
+                <w:sz w:val="28"/>
+              </w:rPr>
+              <w:t>Scope Boundary n (қолданылу шекарасы: диссертация нені мәлімдемейтінін көрсететін тұжырым)</w:t>
+            </w:r>
+          </w:p>
+        </w:tc>
+      </w:tr>
+      <w:tr>
+        <w:tc>
+          <w:tcPr>
+            <w:tcW w:type="dxa" w:w="1814"/>
+          </w:tcPr>
+          <w:p>
+            <w:pPr>
+              <w:spacing w:line="240" w:lineRule="auto" w:after="0"/>
+              <w:ind w:firstLine="0"/>
+            </w:pPr>
+            <w:r>
+              <w:rPr>
+                <w:rFonts w:ascii="Times New Roman" w:hAnsi="Times New Roman" w:cs="Times New Roman" w:eastAsia="Times New Roman"/>
+                <w:b w:val="0"/>
+                <w:i w:val="0"/>
+                <w:sz w:val="28"/>
+              </w:rPr>
               <w:t>SimCLR</w:t>
             </w:r>
           </w:p>
@@ -1536,6 +1830,48 @@
                 <w:sz w:val="28"/>
               </w:rPr>
               <w:t>Simple framework for Contrastive Learning of Representations</w:t>
+            </w:r>
+          </w:p>
+        </w:tc>
+      </w:tr>
+      <w:tr>
+        <w:tc>
+          <w:tcPr>
+            <w:tcW w:type="dxa" w:w="1814"/>
+          </w:tcPr>
+          <w:p>
+            <w:pPr>
+              <w:spacing w:line="240" w:lineRule="auto" w:after="0"/>
+              <w:ind w:firstLine="0"/>
+            </w:pPr>
+            <w:r>
+              <w:rPr>
+                <w:rFonts w:ascii="Times New Roman" w:hAnsi="Times New Roman" w:cs="Times New Roman" w:eastAsia="Times New Roman"/>
+                <w:b w:val="0"/>
+                <w:i w:val="0"/>
+                <w:sz w:val="28"/>
+              </w:rPr>
+              <w:t>SIR-n</w:t>
+            </w:r>
+          </w:p>
+        </w:tc>
+        <w:tc>
+          <w:tcPr>
+            <w:tcW w:type="dxa" w:w="7824"/>
+          </w:tcPr>
+          <w:p>
+            <w:pPr>
+              <w:spacing w:line="240" w:lineRule="auto" w:after="0"/>
+              <w:ind w:firstLine="0"/>
+            </w:pPr>
+            <w:r>
+              <w:rPr>
+                <w:rFonts w:ascii="Times New Roman" w:hAnsi="Times New Roman" w:cs="Times New Roman" w:eastAsia="Times New Roman"/>
+                <w:b w:val="0"/>
+                <w:i w:val="0"/>
+                <w:sz w:val="28"/>
+              </w:rPr>
+              <w:t>Source Interpretation Rule n (дереккөзді талқылау ережесі: дәйексөз алынған дереккөзге нені таңуға болатынын шектейді)</w:t>
             </w:r>
           </w:p>
         </w:tc>
